--- a/Coding 2 - year/Unit 6 - APIs & External Libraries/Daily Lesson Plans/Word/Day 1.docx
+++ b/Coding 2 - year/Unit 6 - APIs & External Libraries/Daily Lesson Plans/Word/Day 1.docx
@@ -50,12 +50,15 @@
               </w:rPr>
               <w:t xml:space="preserve">Coding II — Full Year</w:t>
             </w:r>
-          </w:p>
-          <w:p>
-            <w:pPr>
-              <w:spacing w:before="40"/>
-              <w:jc w:val="center"/>
-            </w:pPr>
+            <w:r>
+              <w:rPr>
+                <w:rFonts w:ascii="Arial" w:cs="Arial" w:eastAsia="Arial" w:hAnsi="Arial"/>
+                <w:sz w:val="16"/>
+                <w:szCs w:val="16"/>
+              </w:rPr>
+              <w:br/>
+              <w:t xml:space="preserve"/>
+            </w:r>
             <w:r>
               <w:rPr>
                 <w:rFonts w:ascii="Arial" w:cs="Arial" w:eastAsia="Arial" w:hAnsi="Arial"/>
@@ -83,7 +86,7 @@
           <w:rFonts w:ascii="Arial" w:cs="Arial" w:eastAsia="Arial" w:hAnsi="Arial"/>
           <w:b/>
           <w:bCs/>
-          <w:color w:val="0D3B1F"/>
+          <w:color w:val="1B7A4A"/>
           <w:sz w:val="32"/>
           <w:szCs w:val="32"/>
         </w:rPr>
@@ -261,9 +264,9 @@
               <w:right w:val="single" w:color="CCCCCC" w:sz="1"/>
             </w:tcBorders>
             <w:tcMar>
-              <w:top w:type="dxa" w:w="60"/>
+              <w:top w:type="dxa" w:w="80"/>
               <w:left w:type="dxa" w:w="120"/>
-              <w:bottom w:type="dxa" w:w="60"/>
+              <w:bottom w:type="dxa" w:w="80"/>
               <w:right w:type="dxa" w:w="120"/>
             </w:tcMar>
           </w:tcPr>
@@ -290,20 +293,213 @@
               <w:right w:val="single" w:color="CCCCCC" w:sz="1"/>
             </w:tcBorders>
             <w:tcMar>
-              <w:top w:type="dxa" w:w="60"/>
+              <w:top w:type="dxa" w:w="80"/>
               <w:left w:type="dxa" w:w="120"/>
-              <w:bottom w:type="dxa" w:w="60"/>
+              <w:bottom w:type="dxa" w:w="80"/>
               <w:right w:type="dxa" w:w="120"/>
             </w:tcMar>
           </w:tcPr>
           <w:p>
-            <w:r>
-              <w:rPr>
-                <w:rFonts w:ascii="Arial" w:cs="Arial" w:eastAsia="Arial" w:hAnsi="Arial"/>
-                <w:sz w:val="20"/>
-                <w:szCs w:val="20"/>
+            <w:pPr>
+              <w:spacing w:after="80" w:before="80"/>
+            </w:pPr>
+            <w:r>
+              <w:rPr>
+                <w:rFonts w:ascii="Arial" w:cs="Arial" w:eastAsia="Arial" w:hAnsi="Arial"/>
+                <w:b/>
+                <w:bCs/>
+                <w:i w:val="false"/>
+                <w:iCs w:val="false"/>
+                <w:color w:val="000000"/>
+                <w:sz w:val="22"/>
+                <w:szCs w:val="22"/>
               </w:rPr>
               <w:t xml:space="preserve">Bell Ringer / Review</w:t>
+            </w:r>
+            <w:r>
+              <w:rPr>
+                <w:rFonts w:ascii="Arial" w:cs="Arial" w:eastAsia="Arial" w:hAnsi="Arial"/>
+                <w:sz w:val="20"/>
+                <w:szCs w:val="20"/>
+              </w:rPr>
+              <w:br/>
+              <w:t xml:space="preserve"/>
+            </w:r>
+            <w:r>
+              <w:rPr>
+                <w:rFonts w:ascii="Arial" w:cs="Arial" w:eastAsia="Arial" w:hAnsi="Arial"/>
+                <w:sz w:val="20"/>
+                <w:szCs w:val="20"/>
+              </w:rPr>
+              <w:br/>
+              <w:t xml:space="preserve"/>
+            </w:r>
+            <w:r>
+              <w:rPr>
+                <w:rFonts w:ascii="Arial" w:cs="Arial" w:eastAsia="Arial" w:hAnsi="Arial"/>
+                <w:b/>
+                <w:bCs/>
+                <w:i w:val="false"/>
+                <w:iCs w:val="false"/>
+                <w:color w:val="000000"/>
+                <w:sz w:val="20"/>
+                <w:szCs w:val="20"/>
+              </w:rPr>
+              <w:t xml:space="preserve">Quick Write </w:t>
+            </w:r>
+            <w:r>
+              <w:rPr>
+                <w:rFonts w:ascii="Arial" w:cs="Arial" w:eastAsia="Arial" w:hAnsi="Arial"/>
+                <w:b w:val="false"/>
+                <w:bCs w:val="false"/>
+                <w:i w:val="false"/>
+                <w:iCs w:val="false"/>
+                <w:color w:val="000000"/>
+                <w:sz w:val="20"/>
+                <w:szCs w:val="20"/>
+              </w:rPr>
+              <w:t xml:space="preserve">(3 min — written or verbal):</w:t>
+            </w:r>
+            <w:r>
+              <w:rPr>
+                <w:rFonts w:ascii="Arial" w:cs="Arial" w:eastAsia="Arial" w:hAnsi="Arial"/>
+                <w:sz w:val="20"/>
+                <w:szCs w:val="20"/>
+              </w:rPr>
+              <w:br/>
+              <w:t xml:space="preserve"/>
+            </w:r>
+            <w:r>
+              <w:rPr>
+                <w:rFonts w:ascii="Arial" w:cs="Arial" w:eastAsia="Arial" w:hAnsi="Arial"/>
+                <w:b w:val="false"/>
+                <w:bCs w:val="false"/>
+                <w:i w:val="false"/>
+                <w:iCs w:val="false"/>
+                <w:color w:val="000000"/>
+                <w:sz w:val="20"/>
+                <w:szCs w:val="20"/>
+              </w:rPr>
+              <w:t xml:space="preserve">    How would you define what an API is and explain how it enables programs to communicate with other software and services?</w:t>
+            </w:r>
+            <w:r>
+              <w:rPr>
+                <w:rFonts w:ascii="Arial" w:cs="Arial" w:eastAsia="Arial" w:hAnsi="Arial"/>
+                <w:sz w:val="20"/>
+                <w:szCs w:val="20"/>
+              </w:rPr>
+              <w:br/>
+              <w:t xml:space="preserve"/>
+            </w:r>
+            <w:r>
+              <w:rPr>
+                <w:rFonts w:ascii="Arial" w:cs="Arial" w:eastAsia="Arial" w:hAnsi="Arial"/>
+                <w:sz w:val="20"/>
+                <w:szCs w:val="20"/>
+              </w:rPr>
+              <w:br/>
+              <w:t xml:space="preserve"/>
+            </w:r>
+            <w:r>
+              <w:rPr>
+                <w:rFonts w:ascii="Arial" w:cs="Arial" w:eastAsia="Arial" w:hAnsi="Arial"/>
+                <w:b/>
+                <w:bCs/>
+                <w:i w:val="false"/>
+                <w:iCs w:val="false"/>
+                <w:color w:val="000000"/>
+                <w:sz w:val="20"/>
+                <w:szCs w:val="20"/>
+              </w:rPr>
+              <w:t xml:space="preserve">Vocabulary Preview — </w:t>
+            </w:r>
+            <w:r>
+              <w:rPr>
+                <w:rFonts w:ascii="Arial" w:cs="Arial" w:eastAsia="Arial" w:hAnsi="Arial"/>
+                <w:b w:val="false"/>
+                <w:bCs w:val="false"/>
+                <w:i w:val="false"/>
+                <w:iCs w:val="false"/>
+                <w:color w:val="000000"/>
+                <w:sz w:val="20"/>
+                <w:szCs w:val="20"/>
+              </w:rPr>
+              <w:t xml:space="preserve">terms we'll use today:</w:t>
+            </w:r>
+            <w:r>
+              <w:rPr>
+                <w:rFonts w:ascii="Arial" w:cs="Arial" w:eastAsia="Arial" w:hAnsi="Arial"/>
+                <w:sz w:val="20"/>
+                <w:szCs w:val="20"/>
+              </w:rPr>
+              <w:br/>
+              <w:t xml:space="preserve"/>
+            </w:r>
+            <w:r>
+              <w:rPr>
+                <w:rFonts w:ascii="Arial" w:cs="Arial" w:eastAsia="Arial" w:hAnsi="Arial"/>
+                <w:b w:val="false"/>
+                <w:bCs w:val="false"/>
+                <w:i w:val="false"/>
+                <w:iCs w:val="false"/>
+                <w:color w:val="000000"/>
+                <w:sz w:val="20"/>
+                <w:szCs w:val="20"/>
+              </w:rPr>
+              <w:t xml:space="preserve">    • HTTP (HyperText Transfer Protocol)   •   Request and Response   •   Response   •   Endpoint   •   JSON (JavaScript Object Notation)</w:t>
+            </w:r>
+            <w:r>
+              <w:rPr>
+                <w:rFonts w:ascii="Arial" w:cs="Arial" w:eastAsia="Arial" w:hAnsi="Arial"/>
+                <w:sz w:val="20"/>
+                <w:szCs w:val="20"/>
+              </w:rPr>
+              <w:br/>
+              <w:t xml:space="preserve"/>
+            </w:r>
+            <w:r>
+              <w:rPr>
+                <w:rFonts w:ascii="Arial" w:cs="Arial" w:eastAsia="Arial" w:hAnsi="Arial"/>
+                <w:sz w:val="20"/>
+                <w:szCs w:val="20"/>
+              </w:rPr>
+              <w:br/>
+              <w:t xml:space="preserve"/>
+            </w:r>
+            <w:r>
+              <w:rPr>
+                <w:rFonts w:ascii="Arial" w:cs="Arial" w:eastAsia="Arial" w:hAnsi="Arial"/>
+                <w:b w:val="false"/>
+                <w:bCs w:val="false"/>
+                <w:i/>
+                <w:iCs/>
+                <w:color w:val="444444"/>
+                <w:sz w:val="20"/>
+                <w:szCs w:val="20"/>
+              </w:rPr>
+              <w:t xml:space="preserve">Today's Goal: By the end of class you will be able to define what an API is and explain how it enables programs to communicate with other software and services.</w:t>
+            </w:r>
+            <w:r>
+              <w:rPr>
+                <w:rFonts w:ascii="Arial" w:cs="Arial" w:eastAsia="Arial" w:hAnsi="Arial"/>
+                <w:sz w:val="20"/>
+                <w:szCs w:val="20"/>
+              </w:rPr>
+              <w:br/>
+              <w:t xml:space="preserve"/>
+            </w:r>
+            <w:r>
+              <w:rPr>
+                <w:rFonts w:ascii="Arial" w:cs="Arial" w:eastAsia="Arial" w:hAnsi="Arial"/>
+                <w:b w:val="false"/>
+                <w:bCs w:val="false"/>
+                <w:i/>
+                <w:iCs/>
+                <w:color w:val="555555"/>
+                <w:sz w:val="20"/>
+                <w:szCs w:val="20"/>
+              </w:rPr>
+              <w:t xml:space="preserve">→ Pair-share your response, then 2–3 students share with the class.</w:t>
             </w:r>
           </w:p>
         </w:tc>
@@ -319,9 +515,9 @@
               <w:right w:val="single" w:color="CCCCCC" w:sz="1"/>
             </w:tcBorders>
             <w:tcMar>
-              <w:top w:type="dxa" w:w="60"/>
+              <w:top w:type="dxa" w:w="80"/>
               <w:left w:type="dxa" w:w="120"/>
-              <w:bottom w:type="dxa" w:w="60"/>
+              <w:bottom w:type="dxa" w:w="80"/>
               <w:right w:type="dxa" w:w="120"/>
             </w:tcMar>
           </w:tcPr>
@@ -348,20 +544,336 @@
               <w:right w:val="single" w:color="CCCCCC" w:sz="1"/>
             </w:tcBorders>
             <w:tcMar>
-              <w:top w:type="dxa" w:w="60"/>
+              <w:top w:type="dxa" w:w="80"/>
               <w:left w:type="dxa" w:w="120"/>
-              <w:bottom w:type="dxa" w:w="60"/>
+              <w:bottom w:type="dxa" w:w="80"/>
               <w:right w:type="dxa" w:w="120"/>
             </w:tcMar>
           </w:tcPr>
           <w:p>
-            <w:r>
-              <w:rPr>
-                <w:rFonts w:ascii="Arial" w:cs="Arial" w:eastAsia="Arial" w:hAnsi="Arial"/>
-                <w:sz w:val="20"/>
-                <w:szCs w:val="20"/>
-              </w:rPr>
-              <w:t xml:space="preserve">Mini Lesson: What is an API?</w:t>
+            <w:pPr>
+              <w:spacing w:after="80" w:before="80"/>
+            </w:pPr>
+            <w:r>
+              <w:rPr>
+                <w:rFonts w:ascii="Arial" w:cs="Arial" w:eastAsia="Arial" w:hAnsi="Arial"/>
+                <w:b/>
+                <w:bCs/>
+                <w:i w:val="false"/>
+                <w:iCs w:val="false"/>
+                <w:color w:val="000000"/>
+                <w:sz w:val="22"/>
+                <w:szCs w:val="22"/>
+              </w:rPr>
+              <w:t xml:space="preserve">Mini Lesson: </w:t>
+            </w:r>
+            <w:r>
+              <w:rPr>
+                <w:rFonts w:ascii="Arial" w:cs="Arial" w:eastAsia="Arial" w:hAnsi="Arial"/>
+                <w:b w:val="false"/>
+                <w:bCs w:val="false"/>
+                <w:i w:val="false"/>
+                <w:iCs w:val="false"/>
+                <w:color w:val="000000"/>
+                <w:sz w:val="22"/>
+                <w:szCs w:val="22"/>
+              </w:rPr>
+              <w:t xml:space="preserve">What is an API?</w:t>
+            </w:r>
+            <w:r>
+              <w:rPr>
+                <w:rFonts w:ascii="Arial" w:cs="Arial" w:eastAsia="Arial" w:hAnsi="Arial"/>
+                <w:sz w:val="20"/>
+                <w:szCs w:val="20"/>
+              </w:rPr>
+              <w:br/>
+              <w:t xml:space="preserve"/>
+            </w:r>
+            <w:r>
+              <w:rPr>
+                <w:rFonts w:ascii="Arial" w:cs="Arial" w:eastAsia="Arial" w:hAnsi="Arial"/>
+                <w:sz w:val="20"/>
+                <w:szCs w:val="20"/>
+              </w:rPr>
+              <w:br/>
+              <w:t xml:space="preserve"/>
+            </w:r>
+            <w:r>
+              <w:rPr>
+                <w:rFonts w:ascii="Arial" w:cs="Arial" w:eastAsia="Arial" w:hAnsi="Arial"/>
+                <w:b/>
+                <w:bCs/>
+                <w:i/>
+                <w:iCs/>
+                <w:color w:val="000000"/>
+                <w:sz w:val="20"/>
+                <w:szCs w:val="20"/>
+              </w:rPr>
+              <w:t xml:space="preserve">Learning Target: </w:t>
+            </w:r>
+            <w:r>
+              <w:rPr>
+                <w:rFonts w:ascii="Arial" w:cs="Arial" w:eastAsia="Arial" w:hAnsi="Arial"/>
+                <w:b w:val="false"/>
+                <w:bCs w:val="false"/>
+                <w:i/>
+                <w:iCs/>
+                <w:color w:val="333333"/>
+                <w:sz w:val="20"/>
+                <w:szCs w:val="20"/>
+              </w:rPr>
+              <w:t xml:space="preserve">I can define what an API is and explain how it enables programs to communicate with other software and services.</w:t>
+            </w:r>
+            <w:r>
+              <w:rPr>
+                <w:rFonts w:ascii="Arial" w:cs="Arial" w:eastAsia="Arial" w:hAnsi="Arial"/>
+                <w:sz w:val="20"/>
+                <w:szCs w:val="20"/>
+              </w:rPr>
+              <w:br/>
+              <w:t xml:space="preserve"/>
+            </w:r>
+            <w:r>
+              <w:rPr>
+                <w:rFonts w:ascii="Arial" w:cs="Arial" w:eastAsia="Arial" w:hAnsi="Arial"/>
+                <w:sz w:val="20"/>
+                <w:szCs w:val="20"/>
+              </w:rPr>
+              <w:br/>
+              <w:t xml:space="preserve"/>
+            </w:r>
+            <w:r>
+              <w:rPr>
+                <w:rFonts w:ascii="Arial" w:cs="Arial" w:eastAsia="Arial" w:hAnsi="Arial"/>
+                <w:b w:val="false"/>
+                <w:bCs w:val="false"/>
+                <w:i w:val="false"/>
+                <w:iCs w:val="false"/>
+                <w:color w:val="000000"/>
+                <w:sz w:val="20"/>
+                <w:szCs w:val="20"/>
+              </w:rPr>
+              <w:t xml:space="preserve">API (Application Programming Interface): A set of rules and tools that allows different software programs to communicate with each other. Think of it as a restaurant menu—the menu defines what you can order, and the restaurant's kitchen is the service that ful</w:t>
+            </w:r>
+            <w:r>
+              <w:rPr>
+                <w:rFonts w:ascii="Arial" w:cs="Arial" w:eastAsia="Arial" w:hAnsi="Arial"/>
+                <w:sz w:val="20"/>
+                <w:szCs w:val="20"/>
+              </w:rPr>
+              <w:br/>
+              <w:t xml:space="preserve"/>
+            </w:r>
+            <w:r>
+              <w:rPr>
+                <w:rFonts w:ascii="Arial" w:cs="Arial" w:eastAsia="Arial" w:hAnsi="Arial"/>
+                <w:b w:val="false"/>
+                <w:bCs w:val="false"/>
+                <w:i w:val="false"/>
+                <w:iCs w:val="false"/>
+                <w:color w:val="000000"/>
+                <w:sz w:val="20"/>
+                <w:szCs w:val="20"/>
+              </w:rPr>
+              <w:t xml:space="preserve">HTTP (HyperText Transfer Protocol): The protocol used for transferring data across the web. When you visit a website or request data from an API, you're using HTTP.</w:t>
+            </w:r>
+            <w:r>
+              <w:rPr>
+                <w:rFonts w:ascii="Arial" w:cs="Arial" w:eastAsia="Arial" w:hAnsi="Arial"/>
+                <w:sz w:val="20"/>
+                <w:szCs w:val="20"/>
+              </w:rPr>
+              <w:br/>
+              <w:t xml:space="preserve"/>
+            </w:r>
+            <w:r>
+              <w:rPr>
+                <w:rFonts w:ascii="Arial" w:cs="Arial" w:eastAsia="Arial" w:hAnsi="Arial"/>
+                <w:sz w:val="20"/>
+                <w:szCs w:val="20"/>
+              </w:rPr>
+              <w:br/>
+              <w:t xml:space="preserve"/>
+            </w:r>
+            <w:r>
+              <w:rPr>
+                <w:rFonts w:ascii="Arial" w:cs="Arial" w:eastAsia="Arial" w:hAnsi="Arial"/>
+                <w:b/>
+                <w:bCs/>
+                <w:i w:val="false"/>
+                <w:iCs w:val="false"/>
+                <w:color w:val="000000"/>
+                <w:sz w:val="20"/>
+                <w:szCs w:val="20"/>
+              </w:rPr>
+              <w:t xml:space="preserve">Key Concepts:</w:t>
+            </w:r>
+            <w:r>
+              <w:rPr>
+                <w:rFonts w:ascii="Arial" w:cs="Arial" w:eastAsia="Arial" w:hAnsi="Arial"/>
+                <w:sz w:val="20"/>
+                <w:szCs w:val="20"/>
+              </w:rPr>
+              <w:br/>
+              <w:t xml:space="preserve"/>
+            </w:r>
+            <w:r>
+              <w:rPr>
+                <w:rFonts w:ascii="Arial" w:cs="Arial" w:eastAsia="Arial" w:hAnsi="Arial"/>
+                <w:b w:val="false"/>
+                <w:bCs w:val="false"/>
+                <w:i w:val="false"/>
+                <w:iCs w:val="false"/>
+                <w:color w:val="000000"/>
+                <w:sz w:val="20"/>
+                <w:szCs w:val="20"/>
+              </w:rPr>
+              <w:t xml:space="preserve">    • Request: Your program asks for something (e.g., "Give me the weather for New York")</w:t>
+            </w:r>
+            <w:r>
+              <w:rPr>
+                <w:rFonts w:ascii="Arial" w:cs="Arial" w:eastAsia="Arial" w:hAnsi="Arial"/>
+                <w:sz w:val="20"/>
+                <w:szCs w:val="20"/>
+              </w:rPr>
+              <w:br/>
+              <w:t xml:space="preserve"/>
+            </w:r>
+            <w:r>
+              <w:rPr>
+                <w:rFonts w:ascii="Arial" w:cs="Arial" w:eastAsia="Arial" w:hAnsi="Arial"/>
+                <w:b w:val="false"/>
+                <w:bCs w:val="false"/>
+                <w:i w:val="false"/>
+                <w:iCs w:val="false"/>
+                <w:color w:val="000000"/>
+                <w:sz w:val="20"/>
+                <w:szCs w:val="20"/>
+              </w:rPr>
+              <w:t xml:space="preserve">    • Response: The API sends back data (e.g., the weather forecast)</w:t>
+            </w:r>
+            <w:r>
+              <w:rPr>
+                <w:rFonts w:ascii="Arial" w:cs="Arial" w:eastAsia="Arial" w:hAnsi="Arial"/>
+                <w:sz w:val="20"/>
+                <w:szCs w:val="20"/>
+              </w:rPr>
+              <w:br/>
+              <w:t xml:space="preserve"/>
+            </w:r>
+            <w:r>
+              <w:rPr>
+                <w:rFonts w:ascii="Arial" w:cs="Arial" w:eastAsia="Arial" w:hAnsi="Arial"/>
+                <w:sz w:val="20"/>
+                <w:szCs w:val="20"/>
+              </w:rPr>
+              <w:br/>
+              <w:t xml:space="preserve"/>
+            </w:r>
+            <w:r>
+              <w:rPr>
+                <w:rFonts w:ascii="Arial" w:cs="Arial" w:eastAsia="Arial" w:hAnsi="Arial"/>
+                <w:b/>
+                <w:bCs/>
+                <w:i w:val="false"/>
+                <w:iCs w:val="false"/>
+                <w:color w:val="000000"/>
+                <w:sz w:val="20"/>
+                <w:szCs w:val="20"/>
+              </w:rPr>
+              <w:t xml:space="preserve">Vocabulary: </w:t>
+            </w:r>
+            <w:r>
+              <w:rPr>
+                <w:rFonts w:ascii="Arial" w:cs="Arial" w:eastAsia="Arial" w:hAnsi="Arial"/>
+                <w:b w:val="false"/>
+                <w:bCs w:val="false"/>
+                <w:i w:val="false"/>
+                <w:iCs w:val="false"/>
+                <w:color w:val="000000"/>
+                <w:sz w:val="20"/>
+                <w:szCs w:val="20"/>
+              </w:rPr>
+              <w:t xml:space="preserve">HTTP (HyperText Transfer Protocol), Request and Response, Response, Endpoint, JSON (JavaScript Object Notation)</w:t>
+            </w:r>
+            <w:r>
+              <w:rPr>
+                <w:rFonts w:ascii="Arial" w:cs="Arial" w:eastAsia="Arial" w:hAnsi="Arial"/>
+                <w:sz w:val="20"/>
+                <w:szCs w:val="20"/>
+              </w:rPr>
+              <w:br/>
+              <w:t xml:space="preserve"/>
+            </w:r>
+            <w:r>
+              <w:rPr>
+                <w:rFonts w:ascii="Arial" w:cs="Arial" w:eastAsia="Arial" w:hAnsi="Arial"/>
+                <w:sz w:val="20"/>
+                <w:szCs w:val="20"/>
+              </w:rPr>
+              <w:br/>
+              <w:t xml:space="preserve"/>
+            </w:r>
+            <w:r>
+              <w:rPr>
+                <w:rFonts w:ascii="Arial" w:cs="Arial" w:eastAsia="Arial" w:hAnsi="Arial"/>
+                <w:b/>
+                <w:bCs/>
+                <w:i/>
+                <w:iCs/>
+                <w:color w:val="555555"/>
+                <w:sz w:val="20"/>
+                <w:szCs w:val="20"/>
+              </w:rPr>
+              <w:t xml:space="preserve">→ Live Demo — </w:t>
+            </w:r>
+            <w:r>
+              <w:rPr>
+                <w:rFonts w:ascii="Arial" w:cs="Arial" w:eastAsia="Arial" w:hAnsi="Arial"/>
+                <w:b w:val="false"/>
+                <w:bCs w:val="false"/>
+                <w:i/>
+                <w:iCs/>
+                <w:color w:val="555555"/>
+                <w:sz w:val="20"/>
+                <w:szCs w:val="20"/>
+              </w:rPr>
+              <w:t xml:space="preserve">type examples as students follow along in their own editor.</w:t>
+            </w:r>
+            <w:r>
+              <w:rPr>
+                <w:rFonts w:ascii="Arial" w:cs="Arial" w:eastAsia="Arial" w:hAnsi="Arial"/>
+                <w:sz w:val="20"/>
+                <w:szCs w:val="20"/>
+              </w:rPr>
+              <w:br/>
+              <w:t xml:space="preserve"/>
+            </w:r>
+            <w:r>
+              <w:rPr>
+                <w:rFonts w:ascii="Arial" w:cs="Arial" w:eastAsia="Arial" w:hAnsi="Arial"/>
+                <w:b/>
+                <w:bCs/>
+                <w:i/>
+                <w:iCs/>
+                <w:color w:val="555555"/>
+                <w:sz w:val="20"/>
+                <w:szCs w:val="20"/>
+              </w:rPr>
+              <w:t xml:space="preserve">→ Check for Understanding: </w:t>
+            </w:r>
+            <w:r>
+              <w:rPr>
+                <w:rFonts w:ascii="Arial" w:cs="Arial" w:eastAsia="Arial" w:hAnsi="Arial"/>
+                <w:b w:val="false"/>
+                <w:bCs w:val="false"/>
+                <w:i/>
+                <w:iCs/>
+                <w:color w:val="555555"/>
+                <w:sz w:val="20"/>
+                <w:szCs w:val="20"/>
+              </w:rPr>
+              <w:t xml:space="preserve">pause and cold-call: “Can someone explain what we just did in their own words?”</w:t>
             </w:r>
           </w:p>
         </w:tc>
@@ -377,9 +889,9 @@
               <w:right w:val="single" w:color="CCCCCC" w:sz="1"/>
             </w:tcBorders>
             <w:tcMar>
-              <w:top w:type="dxa" w:w="60"/>
+              <w:top w:type="dxa" w:w="80"/>
               <w:left w:type="dxa" w:w="120"/>
-              <w:bottom w:type="dxa" w:w="60"/>
+              <w:bottom w:type="dxa" w:w="80"/>
               <w:right w:type="dxa" w:w="120"/>
             </w:tcMar>
           </w:tcPr>
@@ -406,20 +918,90 @@
               <w:right w:val="single" w:color="CCCCCC" w:sz="1"/>
             </w:tcBorders>
             <w:tcMar>
-              <w:top w:type="dxa" w:w="60"/>
+              <w:top w:type="dxa" w:w="80"/>
               <w:left w:type="dxa" w:w="120"/>
-              <w:bottom w:type="dxa" w:w="60"/>
+              <w:bottom w:type="dxa" w:w="80"/>
               <w:right w:type="dxa" w:w="120"/>
             </w:tcMar>
           </w:tcPr>
           <w:p>
-            <w:r>
-              <w:rPr>
-                <w:rFonts w:ascii="Arial" w:cs="Arial" w:eastAsia="Arial" w:hAnsi="Arial"/>
-                <w:sz w:val="20"/>
-                <w:szCs w:val="20"/>
+            <w:pPr>
+              <w:spacing w:after="80" w:before="80"/>
+            </w:pPr>
+            <w:r>
+              <w:rPr>
+                <w:rFonts w:ascii="Arial" w:cs="Arial" w:eastAsia="Arial" w:hAnsi="Arial"/>
+                <w:b/>
+                <w:bCs/>
+                <w:i w:val="false"/>
+                <w:iCs w:val="false"/>
+                <w:color w:val="000000"/>
+                <w:sz w:val="22"/>
+                <w:szCs w:val="22"/>
               </w:rPr>
               <w:t xml:space="preserve">Guided Practice</w:t>
+            </w:r>
+            <w:r>
+              <w:rPr>
+                <w:rFonts w:ascii="Arial" w:cs="Arial" w:eastAsia="Arial" w:hAnsi="Arial"/>
+                <w:sz w:val="20"/>
+                <w:szCs w:val="20"/>
+              </w:rPr>
+              <w:br/>
+              <w:t xml:space="preserve"/>
+            </w:r>
+            <w:r>
+              <w:rPr>
+                <w:rFonts w:ascii="Arial" w:cs="Arial" w:eastAsia="Arial" w:hAnsi="Arial"/>
+                <w:sz w:val="20"/>
+                <w:szCs w:val="20"/>
+              </w:rPr>
+              <w:br/>
+              <w:t xml:space="preserve"/>
+            </w:r>
+            <w:r>
+              <w:rPr>
+                <w:rFonts w:ascii="Arial" w:cs="Arial" w:eastAsia="Arial" w:hAnsi="Arial"/>
+                <w:b w:val="false"/>
+                <w:bCs w:val="false"/>
+                <w:i w:val="false"/>
+                <w:iCs w:val="false"/>
+                <w:color w:val="000000"/>
+                <w:sz w:val="20"/>
+                <w:szCs w:val="20"/>
+              </w:rPr>
+              <w:t xml:space="preserve">1. Discuss: What APIs have you used without knowing it? (Social media login, Google Maps, weather apps, etc.)</w:t>
+            </w:r>
+            <w:r>
+              <w:rPr>
+                <w:rFonts w:ascii="Arial" w:cs="Arial" w:eastAsia="Arial" w:hAnsi="Arial"/>
+                <w:sz w:val="20"/>
+                <w:szCs w:val="20"/>
+              </w:rPr>
+              <w:br/>
+              <w:t xml:space="preserve"/>
+            </w:r>
+            <w:r>
+              <w:rPr>
+                <w:rFonts w:ascii="Arial" w:cs="Arial" w:eastAsia="Arial" w:hAnsi="Arial"/>
+                <w:sz w:val="20"/>
+                <w:szCs w:val="20"/>
+              </w:rPr>
+              <w:br/>
+              <w:t xml:space="preserve"/>
+            </w:r>
+            <w:r>
+              <w:rPr>
+                <w:rFonts w:ascii="Arial" w:cs="Arial" w:eastAsia="Arial" w:hAnsi="Arial"/>
+                <w:b w:val="false"/>
+                <w:bCs w:val="false"/>
+                <w:i/>
+                <w:iCs/>
+                <w:color w:val="555555"/>
+                <w:sz w:val="20"/>
+                <w:szCs w:val="20"/>
+              </w:rPr>
+              <w:t xml:space="preserve">→ Teacher models — students try alongside, then compare results.</w:t>
             </w:r>
           </w:p>
         </w:tc>
@@ -435,9 +1017,9 @@
               <w:right w:val="single" w:color="CCCCCC" w:sz="1"/>
             </w:tcBorders>
             <w:tcMar>
-              <w:top w:type="dxa" w:w="60"/>
+              <w:top w:type="dxa" w:w="80"/>
               <w:left w:type="dxa" w:w="120"/>
-              <w:bottom w:type="dxa" w:w="60"/>
+              <w:bottom w:type="dxa" w:w="80"/>
               <w:right w:type="dxa" w:w="120"/>
             </w:tcMar>
           </w:tcPr>
@@ -450,7 +1032,7 @@
                 <w:sz w:val="20"/>
                 <w:szCs w:val="20"/>
               </w:rPr>
-              <w:t xml:space="preserve">15-20 min</w:t>
+              <w:t xml:space="preserve">15–20 min</w:t>
             </w:r>
           </w:p>
         </w:tc>
@@ -464,20 +1046,81 @@
               <w:right w:val="single" w:color="CCCCCC" w:sz="1"/>
             </w:tcBorders>
             <w:tcMar>
-              <w:top w:type="dxa" w:w="60"/>
+              <w:top w:type="dxa" w:w="80"/>
               <w:left w:type="dxa" w:w="120"/>
-              <w:bottom w:type="dxa" w:w="60"/>
+              <w:bottom w:type="dxa" w:w="80"/>
               <w:right w:type="dxa" w:w="120"/>
             </w:tcMar>
           </w:tcPr>
           <w:p>
-            <w:r>
-              <w:rPr>
-                <w:rFonts w:ascii="Arial" w:cs="Arial" w:eastAsia="Arial" w:hAnsi="Arial"/>
-                <w:sz w:val="20"/>
-                <w:szCs w:val="20"/>
+            <w:pPr>
+              <w:spacing w:after="80" w:before="80"/>
+            </w:pPr>
+            <w:r>
+              <w:rPr>
+                <w:rFonts w:ascii="Arial" w:cs="Arial" w:eastAsia="Arial" w:hAnsi="Arial"/>
+                <w:b/>
+                <w:bCs/>
+                <w:i w:val="false"/>
+                <w:iCs w:val="false"/>
+                <w:color w:val="000000"/>
+                <w:sz w:val="22"/>
+                <w:szCs w:val="22"/>
               </w:rPr>
               <w:t xml:space="preserve">Independent Practice / Code Along</w:t>
+            </w:r>
+            <w:r>
+              <w:rPr>
+                <w:rFonts w:ascii="Arial" w:cs="Arial" w:eastAsia="Arial" w:hAnsi="Arial"/>
+                <w:sz w:val="20"/>
+                <w:szCs w:val="20"/>
+              </w:rPr>
+              <w:br/>
+              <w:t xml:space="preserve"/>
+            </w:r>
+            <w:r>
+              <w:rPr>
+                <w:rFonts w:ascii="Arial" w:cs="Arial" w:eastAsia="Arial" w:hAnsi="Arial"/>
+                <w:b w:val="false"/>
+                <w:bCs w:val="false"/>
+                <w:i w:val="false"/>
+                <w:iCs w:val="false"/>
+                <w:color w:val="000000"/>
+                <w:sz w:val="20"/>
+                <w:szCs w:val="20"/>
+              </w:rPr>
+              <w:t xml:space="preserve">    Work through problems from the day's exercise set.</w:t>
+            </w:r>
+            <w:r>
+              <w:rPr>
+                <w:rFonts w:ascii="Arial" w:cs="Arial" w:eastAsia="Arial" w:hAnsi="Arial"/>
+                <w:sz w:val="20"/>
+                <w:szCs w:val="20"/>
+              </w:rPr>
+              <w:br/>
+              <w:t xml:space="preserve"/>
+            </w:r>
+            <w:r>
+              <w:rPr>
+                <w:rFonts w:ascii="Arial" w:cs="Arial" w:eastAsia="Arial" w:hAnsi="Arial"/>
+                <w:sz w:val="20"/>
+                <w:szCs w:val="20"/>
+              </w:rPr>
+              <w:br/>
+              <w:t xml:space="preserve"/>
+            </w:r>
+            <w:r>
+              <w:rPr>
+                <w:rFonts w:ascii="Arial" w:cs="Arial" w:eastAsia="Arial" w:hAnsi="Arial"/>
+                <w:b w:val="false"/>
+                <w:bCs w:val="false"/>
+                <w:i/>
+                <w:iCs/>
+                <w:color w:val="555555"/>
+                <w:sz w:val="20"/>
+                <w:szCs w:val="20"/>
+              </w:rPr>
+              <w:t xml:space="preserve">→ Teacher circulates — offer hints, check for understanding.</w:t>
             </w:r>
           </w:p>
         </w:tc>
@@ -493,9 +1136,9 @@
               <w:right w:val="single" w:color="CCCCCC" w:sz="1"/>
             </w:tcBorders>
             <w:tcMar>
-              <w:top w:type="dxa" w:w="60"/>
+              <w:top w:type="dxa" w:w="80"/>
               <w:left w:type="dxa" w:w="120"/>
-              <w:bottom w:type="dxa" w:w="60"/>
+              <w:bottom w:type="dxa" w:w="80"/>
               <w:right w:type="dxa" w:w="120"/>
             </w:tcMar>
           </w:tcPr>
@@ -522,20 +1165,90 @@
               <w:right w:val="single" w:color="CCCCCC" w:sz="1"/>
             </w:tcBorders>
             <w:tcMar>
-              <w:top w:type="dxa" w:w="60"/>
+              <w:top w:type="dxa" w:w="80"/>
               <w:left w:type="dxa" w:w="120"/>
-              <w:bottom w:type="dxa" w:w="60"/>
+              <w:bottom w:type="dxa" w:w="80"/>
               <w:right w:type="dxa" w:w="120"/>
             </w:tcMar>
           </w:tcPr>
           <w:p>
-            <w:r>
-              <w:rPr>
-                <w:rFonts w:ascii="Arial" w:cs="Arial" w:eastAsia="Arial" w:hAnsi="Arial"/>
-                <w:sz w:val="20"/>
-                <w:szCs w:val="20"/>
+            <w:pPr>
+              <w:spacing w:after="80" w:before="80"/>
+            </w:pPr>
+            <w:r>
+              <w:rPr>
+                <w:rFonts w:ascii="Arial" w:cs="Arial" w:eastAsia="Arial" w:hAnsi="Arial"/>
+                <w:b/>
+                <w:bCs/>
+                <w:i w:val="false"/>
+                <w:iCs w:val="false"/>
+                <w:color w:val="000000"/>
+                <w:sz w:val="22"/>
+                <w:szCs w:val="22"/>
               </w:rPr>
               <w:t xml:space="preserve">Exit Ticket / Wrap-Up</w:t>
+            </w:r>
+            <w:r>
+              <w:rPr>
+                <w:rFonts w:ascii="Arial" w:cs="Arial" w:eastAsia="Arial" w:hAnsi="Arial"/>
+                <w:sz w:val="20"/>
+                <w:szCs w:val="20"/>
+              </w:rPr>
+              <w:br/>
+              <w:t xml:space="preserve"/>
+            </w:r>
+            <w:r>
+              <w:rPr>
+                <w:rFonts w:ascii="Arial" w:cs="Arial" w:eastAsia="Arial" w:hAnsi="Arial"/>
+                <w:sz w:val="20"/>
+                <w:szCs w:val="20"/>
+              </w:rPr>
+              <w:br/>
+              <w:t xml:space="preserve"/>
+            </w:r>
+            <w:r>
+              <w:rPr>
+                <w:rFonts w:ascii="Arial" w:cs="Arial" w:eastAsia="Arial" w:hAnsi="Arial"/>
+                <w:b w:val="false"/>
+                <w:bCs w:val="false"/>
+                <w:i w:val="false"/>
+                <w:iCs w:val="false"/>
+                <w:color w:val="000000"/>
+                <w:sz w:val="20"/>
+                <w:szCs w:val="20"/>
+              </w:rPr>
+              <w:t xml:space="preserve">Quick Check: Define what an API is and explain how it enables programs to communicate with other software and services?</w:t>
+            </w:r>
+            <w:r>
+              <w:rPr>
+                <w:rFonts w:ascii="Arial" w:cs="Arial" w:eastAsia="Arial" w:hAnsi="Arial"/>
+                <w:sz w:val="20"/>
+                <w:szCs w:val="20"/>
+              </w:rPr>
+              <w:br/>
+              <w:t xml:space="preserve"/>
+            </w:r>
+            <w:r>
+              <w:rPr>
+                <w:rFonts w:ascii="Arial" w:cs="Arial" w:eastAsia="Arial" w:hAnsi="Arial"/>
+                <w:sz w:val="20"/>
+                <w:szCs w:val="20"/>
+              </w:rPr>
+              <w:br/>
+              <w:t xml:space="preserve"/>
+            </w:r>
+            <w:r>
+              <w:rPr>
+                <w:rFonts w:ascii="Arial" w:cs="Arial" w:eastAsia="Arial" w:hAnsi="Arial"/>
+                <w:b w:val="false"/>
+                <w:bCs w:val="false"/>
+                <w:i/>
+                <w:iCs/>
+                <w:color w:val="555555"/>
+                <w:sz w:val="20"/>
+                <w:szCs w:val="20"/>
+              </w:rPr>
+              <w:t xml:space="preserve">→ 3–2–1: Name 3 things learned, 2 new vocab words, 1 question you still have.</w:t>
             </w:r>
           </w:p>
         </w:tc>
@@ -744,162 +1457,6 @@
               <w:right w:type="dxa" w:w="160"/>
             </w:tcMar>
           </w:tcPr>
-          <w:p>
-            <w:pPr>
-              <w:spacing w:after="20"/>
-            </w:pPr>
-            <w:r>
-              <w:rPr>
-                <w:rFonts w:ascii="Courier New" w:cs="Courier New" w:eastAsia="Courier New" w:hAnsi="Courier New"/>
-                <w:sz w:val="18"/>
-                <w:szCs w:val="18"/>
-              </w:rPr>
-              <w:t xml:space="preserve"># APIs allow you to fetch real-world data from your Python program</w:t>
-            </w:r>
-          </w:p>
-          <w:p>
-            <w:pPr>
-              <w:spacing w:after="20"/>
-            </w:pPr>
-            <w:r>
-              <w:rPr>
-                <w:rFonts w:ascii="Courier New" w:cs="Courier New" w:eastAsia="Courier New" w:hAnsi="Courier New"/>
-                <w:sz w:val="18"/>
-                <w:szCs w:val="18"/>
-              </w:rPr>
-              <w:t xml:space="preserve"># For example, you might request a random quote from an API</w:t>
-            </w:r>
-          </w:p>
-          <w:p>
-            <w:pPr>
-              <w:spacing w:after="20"/>
-            </w:pPr>
-            <w:r>
-              <w:rPr>
-                <w:rFonts w:ascii="Courier New" w:cs="Courier New" w:eastAsia="Courier New" w:hAnsi="Courier New"/>
-                <w:sz w:val="18"/>
-                <w:szCs w:val="18"/>
-              </w:rPr>
-              <w:t xml:space="preserve"> </w:t>
-            </w:r>
-          </w:p>
-          <w:p>
-            <w:pPr>
-              <w:spacing w:after="20"/>
-            </w:pPr>
-            <w:r>
-              <w:rPr>
-                <w:rFonts w:ascii="Courier New" w:cs="Courier New" w:eastAsia="Courier New" w:hAnsi="Courier New"/>
-                <w:sz w:val="18"/>
-                <w:szCs w:val="18"/>
-              </w:rPr>
-              <w:t xml:space="preserve"># Example request structure (we'll use the requests library next)</w:t>
-            </w:r>
-          </w:p>
-          <w:p>
-            <w:pPr>
-              <w:spacing w:after="20"/>
-            </w:pPr>
-            <w:r>
-              <w:rPr>
-                <w:rFonts w:ascii="Courier New" w:cs="Courier New" w:eastAsia="Courier New" w:hAnsi="Courier New"/>
-                <w:sz w:val="18"/>
-                <w:szCs w:val="18"/>
-              </w:rPr>
-              <w:t xml:space="preserve"># GET https://api.quotable.io/random</w:t>
-            </w:r>
-          </w:p>
-          <w:p>
-            <w:pPr>
-              <w:spacing w:after="20"/>
-            </w:pPr>
-            <w:r>
-              <w:rPr>
-                <w:rFonts w:ascii="Courier New" w:cs="Courier New" w:eastAsia="Courier New" w:hAnsi="Courier New"/>
-                <w:sz w:val="18"/>
-                <w:szCs w:val="18"/>
-              </w:rPr>
-              <w:t xml:space="preserve"># Response:</w:t>
-            </w:r>
-          </w:p>
-          <w:p>
-            <w:pPr>
-              <w:spacing w:after="20"/>
-            </w:pPr>
-            <w:r>
-              <w:rPr>
-                <w:rFonts w:ascii="Courier New" w:cs="Courier New" w:eastAsia="Courier New" w:hAnsi="Courier New"/>
-                <w:sz w:val="18"/>
-                <w:szCs w:val="18"/>
-              </w:rPr>
-              <w:t xml:space="preserve"># {</w:t>
-            </w:r>
-          </w:p>
-          <w:p>
-            <w:pPr>
-              <w:spacing w:after="20"/>
-            </w:pPr>
-            <w:r>
-              <w:rPr>
-                <w:rFonts w:ascii="Courier New" w:cs="Courier New" w:eastAsia="Courier New" w:hAnsi="Courier New"/>
-                <w:sz w:val="18"/>
-                <w:szCs w:val="18"/>
-              </w:rPr>
-              <w:t xml:space="preserve">#   "content": "The only way to do great work is to love what you do.",</w:t>
-            </w:r>
-          </w:p>
-          <w:p>
-            <w:pPr>
-              <w:spacing w:after="20"/>
-            </w:pPr>
-            <w:r>
-              <w:rPr>
-                <w:rFonts w:ascii="Courier New" w:cs="Courier New" w:eastAsia="Courier New" w:hAnsi="Courier New"/>
-                <w:sz w:val="18"/>
-                <w:szCs w:val="18"/>
-              </w:rPr>
-              <w:t xml:space="preserve">#   "author": "Steve Jobs"</w:t>
-            </w:r>
-          </w:p>
-          <w:p>
-            <w:pPr>
-              <w:spacing w:after="20"/>
-            </w:pPr>
-            <w:r>
-              <w:rPr>
-                <w:rFonts w:ascii="Courier New" w:cs="Courier New" w:eastAsia="Courier New" w:hAnsi="Courier New"/>
-                <w:sz w:val="18"/>
-                <w:szCs w:val="18"/>
-              </w:rPr>
-              <w:t xml:space="preserve"># }</w:t>
-            </w:r>
-          </w:p>
-          <w:p>
-            <w:pPr>
-              <w:spacing w:after="20"/>
-            </w:pPr>
-            <w:r>
-              <w:rPr>
-                <w:rFonts w:ascii="Courier New" w:cs="Courier New" w:eastAsia="Courier New" w:hAnsi="Courier New"/>
-                <w:sz w:val="18"/>
-                <w:szCs w:val="18"/>
-              </w:rPr>
-              <w:t xml:space="preserve"> </w:t>
-            </w:r>
-          </w:p>
-          <w:p>
-            <w:pPr>
-              <w:spacing w:after="20"/>
-            </w:pPr>
-            <w:r>
-              <w:rPr>
-                <w:rFonts w:ascii="Courier New" w:cs="Courier New" w:eastAsia="Courier New" w:hAnsi="Courier New"/>
-                <w:sz w:val="18"/>
-                <w:szCs w:val="18"/>
-              </w:rPr>
-              <w:t xml:space="preserve"># Your program can parse this JSON and use it</w:t>
-            </w:r>
-          </w:p>
           <w:p>
             <w:pPr>
               <w:spacing w:after="20"/>

--- a/Coding 2 - year/Unit 6 - APIs & External Libraries/Daily Lesson Plans/Word/Day 1.docx
+++ b/Coding 2 - year/Unit 6 - APIs & External Libraries/Daily Lesson Plans/Word/Day 1.docx
@@ -380,7 +380,7 @@
                 <w:sz w:val="20"/>
                 <w:szCs w:val="20"/>
               </w:rPr>
-              <w:t xml:space="preserve">    How would you define what an API is and explain how it enables programs to communicate with other software and services?</w:t>
+              <w:t xml:space="preserve">    Before we begin: what do you think "what an API is" means? Take your best guess.</w:t>
             </w:r>
             <w:r>
               <w:rPr>
@@ -477,7 +477,7 @@
                 <w:sz w:val="20"/>
                 <w:szCs w:val="20"/>
               </w:rPr>
-              <w:t xml:space="preserve">Today's Goal: By the end of class you will be able to define what an API is and explain how it enables programs to communicate with other software and services.</w:t>
+              <w:t xml:space="preserve">Today’s Goal: By the end of class you will be able to define what an API is and explain how it enables programs to communicate with other software and services.</w:t>
             </w:r>
             <w:r>
               <w:rPr>
@@ -1217,7 +1217,7 @@
                 <w:sz w:val="20"/>
                 <w:szCs w:val="20"/>
               </w:rPr>
-              <w:t xml:space="preserve">Quick Check: Define what an API is and explain how it enables programs to communicate with other software and services?</w:t>
+              <w:t xml:space="preserve">Define what an API is in your own words and give one example of how it's used in code.</w:t>
             </w:r>
             <w:r>
               <w:rPr>

--- a/Coding 2 - year/Unit 6 - APIs & External Libraries/Daily Lesson Plans/Word/Day 1.docx
+++ b/Coding 2 - year/Unit 6 - APIs & External Libraries/Daily Lesson Plans/Word/Day 1.docx
@@ -1081,15 +1081,98 @@
             <w:r>
               <w:rPr>
                 <w:rFonts w:ascii="Arial" w:cs="Arial" w:eastAsia="Arial" w:hAnsi="Arial"/>
-                <w:b w:val="false"/>
-                <w:bCs w:val="false"/>
-                <w:i w:val="false"/>
-                <w:iCs w:val="false"/>
-                <w:color w:val="000000"/>
-                <w:sz w:val="20"/>
-                <w:szCs w:val="20"/>
-              </w:rPr>
-              <w:t xml:space="preserve">    Work through problems from the day's exercise set.</w:t>
+                <w:b/>
+                <w:bCs/>
+                <w:i w:val="false"/>
+                <w:iCs w:val="false"/>
+                <w:color w:val="000000"/>
+                <w:sz w:val="20"/>
+                <w:szCs w:val="20"/>
+              </w:rPr>
+              <w:t xml:space="preserve">    Beginner: </w:t>
+            </w:r>
+            <w:r>
+              <w:rPr>
+                <w:rFonts w:ascii="Arial" w:cs="Arial" w:eastAsia="Arial" w:hAnsi="Arial"/>
+                <w:b w:val="false"/>
+                <w:bCs w:val="false"/>
+                <w:i w:val="false"/>
+                <w:iCs w:val="false"/>
+                <w:color w:val="000000"/>
+                <w:sz w:val="20"/>
+                <w:szCs w:val="20"/>
+              </w:rPr>
+              <w:t xml:space="preserve">What is the difference between a request and a response in an API?</w:t>
+            </w:r>
+            <w:r>
+              <w:rPr>
+                <w:rFonts w:ascii="Arial" w:cs="Arial" w:eastAsia="Arial" w:hAnsi="Arial"/>
+                <w:sz w:val="20"/>
+                <w:szCs w:val="20"/>
+              </w:rPr>
+              <w:br/>
+              <w:t xml:space="preserve"/>
+            </w:r>
+            <w:r>
+              <w:rPr>
+                <w:rFonts w:ascii="Arial" w:cs="Arial" w:eastAsia="Arial" w:hAnsi="Arial"/>
+                <w:b/>
+                <w:bCs/>
+                <w:i w:val="false"/>
+                <w:iCs w:val="false"/>
+                <w:color w:val="000000"/>
+                <w:sz w:val="20"/>
+                <w:szCs w:val="20"/>
+              </w:rPr>
+              <w:t xml:space="preserve">    Intermediate: </w:t>
+            </w:r>
+            <w:r>
+              <w:rPr>
+                <w:rFonts w:ascii="Arial" w:cs="Arial" w:eastAsia="Arial" w:hAnsi="Arial"/>
+                <w:b w:val="false"/>
+                <w:bCs w:val="false"/>
+                <w:i w:val="false"/>
+                <w:iCs w:val="false"/>
+                <w:color w:val="000000"/>
+                <w:sz w:val="20"/>
+                <w:szCs w:val="20"/>
+              </w:rPr>
+              <w:t xml:space="preserve">Why would a programmer use an API instead of building everything from scratch?</w:t>
+            </w:r>
+            <w:r>
+              <w:rPr>
+                <w:rFonts w:ascii="Arial" w:cs="Arial" w:eastAsia="Arial" w:hAnsi="Arial"/>
+                <w:sz w:val="20"/>
+                <w:szCs w:val="20"/>
+              </w:rPr>
+              <w:br/>
+              <w:t xml:space="preserve"/>
+            </w:r>
+            <w:r>
+              <w:rPr>
+                <w:rFonts w:ascii="Arial" w:cs="Arial" w:eastAsia="Arial" w:hAnsi="Arial"/>
+                <w:b/>
+                <w:bCs/>
+                <w:i w:val="false"/>
+                <w:iCs w:val="false"/>
+                <w:color w:val="000000"/>
+                <w:sz w:val="20"/>
+                <w:szCs w:val="20"/>
+              </w:rPr>
+              <w:t xml:space="preserve">    Challenge: </w:t>
+            </w:r>
+            <w:r>
+              <w:rPr>
+                <w:rFonts w:ascii="Arial" w:cs="Arial" w:eastAsia="Arial" w:hAnsi="Arial"/>
+                <w:b w:val="false"/>
+                <w:bCs w:val="false"/>
+                <w:i w:val="false"/>
+                <w:iCs w:val="false"/>
+                <w:color w:val="000000"/>
+                <w:sz w:val="20"/>
+                <w:szCs w:val="20"/>
+              </w:rPr>
+              <w:t xml:space="preserve">Imagine you're building a weather app. Explain how it would use an API to show today's forecast without storing its own weather data.…</w:t>
             </w:r>
             <w:r>
               <w:rPr>
@@ -1592,6 +1675,94 @@
       <w:pPr>
         <w:spacing w:after="160"/>
       </w:pPr>
+    </w:p>
+    <w:p>
+      <w:pPr>
+        <w:pBdr>
+          <w:bottom w:val="single" w:color="1B7A4A" w:sz="4" w:space="4"/>
+        </w:pBdr>
+        <w:spacing w:after="100" w:before="120"/>
+      </w:pPr>
+      <w:r>
+        <w:rPr>
+          <w:rFonts w:ascii="Arial" w:cs="Arial" w:eastAsia="Arial" w:hAnsi="Arial"/>
+          <w:b/>
+          <w:bCs/>
+          <w:color w:val="1B7A4A"/>
+          <w:sz w:val="24"/>
+          <w:szCs w:val="24"/>
+        </w:rPr>
+        <w:t xml:space="preserve">Practice Problems</w:t>
+      </w:r>
+    </w:p>
+    <w:p>
+      <w:pPr>
+        <w:spacing w:after="80"/>
+      </w:pPr>
+      <w:r>
+        <w:rPr>
+          <w:rFonts w:ascii="Arial" w:cs="Arial" w:eastAsia="Arial" w:hAnsi="Arial"/>
+          <w:b/>
+          <w:bCs/>
+          <w:sz w:val="20"/>
+          <w:szCs w:val="20"/>
+        </w:rPr>
+        <w:t xml:space="preserve">Problem 1: </w:t>
+      </w:r>
+      <w:r>
+        <w:rPr>
+          <w:rFonts w:ascii="Arial" w:cs="Arial" w:eastAsia="Arial" w:hAnsi="Arial"/>
+          <w:sz w:val="20"/>
+          <w:szCs w:val="20"/>
+        </w:rPr>
+        <w:t xml:space="preserve">Beginner:  What is the difference between a request and a response in an API?</w:t>
+      </w:r>
+    </w:p>
+    <w:p>
+      <w:pPr>
+        <w:spacing w:after="80"/>
+      </w:pPr>
+      <w:r>
+        <w:rPr>
+          <w:rFonts w:ascii="Arial" w:cs="Arial" w:eastAsia="Arial" w:hAnsi="Arial"/>
+          <w:b/>
+          <w:bCs/>
+          <w:sz w:val="20"/>
+          <w:szCs w:val="20"/>
+        </w:rPr>
+        <w:t xml:space="preserve">Problem 2: </w:t>
+      </w:r>
+      <w:r>
+        <w:rPr>
+          <w:rFonts w:ascii="Arial" w:cs="Arial" w:eastAsia="Arial" w:hAnsi="Arial"/>
+          <w:sz w:val="20"/>
+          <w:szCs w:val="20"/>
+        </w:rPr>
+        <w:t xml:space="preserve">Intermediate:  Why would a programmer use an API instead of building everything from scratch?</w:t>
+      </w:r>
+    </w:p>
+    <w:p>
+      <w:pPr>
+        <w:spacing w:after="80"/>
+      </w:pPr>
+      <w:r>
+        <w:rPr>
+          <w:rFonts w:ascii="Arial" w:cs="Arial" w:eastAsia="Arial" w:hAnsi="Arial"/>
+          <w:b/>
+          <w:bCs/>
+          <w:sz w:val="20"/>
+          <w:szCs w:val="20"/>
+        </w:rPr>
+        <w:t xml:space="preserve">Problem 3: </w:t>
+      </w:r>
+      <w:r>
+        <w:rPr>
+          <w:rFonts w:ascii="Arial" w:cs="Arial" w:eastAsia="Arial" w:hAnsi="Arial"/>
+          <w:sz w:val="20"/>
+          <w:szCs w:val="20"/>
+        </w:rPr>
+        <w:t xml:space="preserve">Challenge:  Imagine you're building a weather app. Explain how it would use an API to show today's forecast without storing its own weather data.</w:t>
+      </w:r>
     </w:p>
     <w:p>
       <w:pPr>
